--- a/public/templates/05. Surat Keterangan Belum menikah.docx
+++ b/public/templates/05. Surat Keterangan Belum menikah.docx
@@ -315,7 +315,7 @@
               </wp:anchor>
             </w:drawing>
           </mc:Choice>
-          <mc:Fallback xmlns:cx1="http://schemas.microsoft.com/office/drawing/2015/9/8/chartex" xmlns:cx2="http://schemas.microsoft.com/office/drawing/2015/10/21/chartex" xmlns:cx3="http://schemas.microsoft.com/office/drawing/2016/5/9/chartex" xmlns:cx4="http://schemas.microsoft.com/office/drawing/2016/5/10/chartex" xmlns:cx5="http://schemas.microsoft.com/office/drawing/2016/5/11/chartex" xmlns:cx6="http://schemas.microsoft.com/office/drawing/2016/5/12/chartex" xmlns:cx7="http://schemas.microsoft.com/office/drawing/2016/5/13/chartex" xmlns:cx8="http://schemas.microsoft.com/office/drawing/2016/5/14/chartex" xmlns:aink="http://schemas.microsoft.com/office/drawing/2016/ink" xmlns:am3d="http://schemas.microsoft.com/office/drawing/2017/model3d" xmlns:oel="http://schemas.microsoft.com/office/2019/extlst" xmlns:w16cex="http://schemas.microsoft.com/office/word/2018/wordml/cex" xmlns:w16cid="http://schemas.microsoft.com/office/word/2016/wordml/cid" xmlns:w16="http://schemas.microsoft.com/office/word/2018/wordml" xmlns:w16du="http://schemas.microsoft.com/office/word/2023/wordml/word16du" xmlns:w16sdtdh="http://schemas.microsoft.com/office/word/2020/wordml/sdtdatahash" xmlns:w16sdtfl="http://schemas.microsoft.com/office/word/2024/wordml/sdtformatlock">
+          <mc:Fallback xmlns:w16sdtfl="http://schemas.microsoft.com/office/word/2024/wordml/sdtformatlock" xmlns:w16sdtdh="http://schemas.microsoft.com/office/word/2020/wordml/sdtdatahash" xmlns:w16du="http://schemas.microsoft.com/office/word/2023/wordml/word16du" xmlns:w16="http://schemas.microsoft.com/office/word/2018/wordml" xmlns:w16cid="http://schemas.microsoft.com/office/word/2016/wordml/cid" xmlns:w16cex="http://schemas.microsoft.com/office/word/2018/wordml/cex" xmlns:oel="http://schemas.microsoft.com/office/2019/extlst" xmlns:am3d="http://schemas.microsoft.com/office/drawing/2017/model3d" xmlns:aink="http://schemas.microsoft.com/office/drawing/2016/ink" xmlns:cx8="http://schemas.microsoft.com/office/drawing/2016/5/14/chartex" xmlns:cx7="http://schemas.microsoft.com/office/drawing/2016/5/13/chartex" xmlns:cx6="http://schemas.microsoft.com/office/drawing/2016/5/12/chartex" xmlns:cx5="http://schemas.microsoft.com/office/drawing/2016/5/11/chartex" xmlns:cx4="http://schemas.microsoft.com/office/drawing/2016/5/10/chartex" xmlns:cx3="http://schemas.microsoft.com/office/drawing/2016/5/9/chartex" xmlns:cx2="http://schemas.microsoft.com/office/drawing/2015/10/21/chartex" xmlns:cx1="http://schemas.microsoft.com/office/drawing/2015/9/8/chartex">
             <w:pict>
               <v:shapetype w14:anchorId="75C46AAD" id="_x0000_t32" coordsize="21600,21600" o:spt="32" o:oned="t" path="m,l21600,21600e" filled="f">
                 <v:path arrowok="t" fillok="f" o:connecttype="none"/>
@@ -1010,8 +1010,19 @@
                 <w:szCs w:val="24"/>
                 <w:lang w:val="en-US"/>
               </w:rPr>
-              <w:t>${tempat_lahir}, ${tanggal_lahir}</w:t>
-            </w:r>
+              <w:t>${</w:t>
+            </w:r>
+            <w:r>
+              <w:rPr>
+                <w:rFonts w:asciiTheme="majorBidi" w:hAnsiTheme="majorBidi" w:cstheme="majorBidi"/>
+                <w:sz w:val="24"/>
+                <w:szCs w:val="24"/>
+                <w:lang w:val="en-US"/>
+              </w:rPr>
+              <w:t>ttl}</w:t>
+            </w:r>
+            <w:bookmarkStart w:id="0" w:name="_GoBack"/>
+            <w:bookmarkEnd w:id="0"/>
           </w:p>
           <w:p>
             <w:pPr>
@@ -1448,8 +1459,6 @@
         </w:rPr>
         <w:t>(</w:t>
       </w:r>
-      <w:bookmarkStart w:id="0" w:name="_GoBack"/>
-      <w:bookmarkEnd w:id="0"/>
       <w:r>
         <w:rPr>
           <w:rFonts w:asciiTheme="majorBidi" w:hAnsiTheme="majorBidi" w:cstheme="majorBidi"/>
